--- a/portafolio-docente-2026/clase1-guias-word/6-guia-instrumento-pandero.docx
+++ b/portafolio-docente-2026/clase1-guias-word/6-guia-instrumento-pandero.docx
@@ -65,7 +65,7 @@
         <w:spacing w:after="160" w:line="276" w:lineRule="auto"/>
       </w:pPr>
       <w:r>
-        <w:t xml:space="preserve">Durante los primeros 12 compases: en silencio, marcando mentalmente el pulso junto al resto del curso.</w:t>
+        <w:t xml:space="preserve">Durante los primeros 12 compases: en silencio, marcando mentalmente el pulso junto al resto del curso. Desde el compás 13 (letra B) hasta el final: entras con dinámica mf (mezzo forte) y mantienes el patrón de la partitura sin parar hasta terminar.</w:t>
       </w:r>
     </w:p>
     <w:p>
@@ -75,10 +75,40 @@
     </w:p>
     <w:p>
       <w:pPr>
-        <w:spacing w:after="160" w:line="276" w:lineRule="auto"/>
+        <w:jc w:val="center"/>
+        <w:spacing w:after="160"/>
       </w:pPr>
       <w:r>
-        <w:t xml:space="preserve">Desde el compás 13 (letra B) hasta el final: entras con dinámica mf (mezzo forte). Mantienes un patrón rítmico repetido dentro de cada compás de 6/8: corchea con puntillo + semicorchea + dos corcheas. No paras hasta el final de la sección.</w:t>
+        <w:drawing>
+          <wp:inline distT="0" distB="0" distL="0" distR="0">
+            <wp:extent cx="8860790" cy="9054198"/>
+            <wp:effectExtent l="0" t="0" r="0" b="0"/>
+            <wp:docPr id="100" name="image_ins_100.png"/>
+            <a:graphic xmlns:a="http://schemas.openxmlformats.org/drawingml/2006/main">
+              <a:graphicData uri="http://schemas.openxmlformats.org/drawingml/2006/picture">
+                <pic:pic xmlns:pic="http://schemas.openxmlformats.org/drawingml/2006/picture">
+                  <pic:nvPicPr>
+                    <pic:cNvPr id="0" name="image_ins_100.png"/>
+                    <pic:cNvPicPr/>
+                  </pic:nvPicPr>
+                  <pic:blipFill>
+                    <a:blip xmlns:r="http://schemas.openxmlformats.org/officeDocument/2006/relationships" r:embed="rIdImg100"/>
+                    <a:stretch>
+                      <a:fillRect/>
+                    </a:stretch>
+                  </pic:blipFill>
+                  <pic:spPr>
+                    <a:xfrm>
+                      <a:off x="0" y="0"/>
+                      <a:ext cx="8860790" cy="9054198"/>
+                    </a:xfrm>
+                    <a:prstGeom prst="rect"/>
+                  </pic:spPr>
+                </pic:pic>
+              </a:graphicData>
+            </a:graphic>
+          </wp:inline>
+        </w:drawing>
       </w:r>
     </w:p>
     <w:sectPr>
